--- a/clinica-alma/대본/5부/09화_Los_que_no_pagan.docx
+++ b/clinica-alma/대본/5부/09화_Los_que_no_pagan.docx
@@ -1193,7 +1193,7 @@
         <w:t xml:space="preserve"> </w:t>
       </w:r>
       <w:r>
-        <w:t xml:space="preserve">- 등장인물: Dr. Mateo Herrera, Javier Montoya, Marta Soler, Lorena Gil, Rocío Delgado, Pilar Ortega, Fernando(변호사), Gonzalo Peñalver(전화), Rafa Gómez(전화), Paco Navarro(전화)</w:t>
+        <w:t xml:space="preserve">- 등장인물: Dr. Mateo Herrera, Javier Montoya, Marta Soler, Lorena Gil, Rocío Delgado, Pilar Romero, Fernando(변호사), Gonzalo Peñalver(전화), Rafa Gómez(전화), Paco Navarro(전화)</w:t>
       </w:r>
       <w:r>
         <w:t xml:space="preserve"> </w:t>

--- a/clinica-alma/대본/5부/09화_Los_que_no_pagan.docx
+++ b/clinica-alma/대본/5부/09화_Los_que_no_pagan.docx
@@ -323,7 +323,7 @@
           <w:bCs/>
           <w:b/>
         </w:rPr>
-        <w:t xml:space="preserve">11월 오송에서 최 상무가 알 것 — 큰 쪽은 작은 쪽의 지급 능력부터 본다</w:t>
+        <w:t xml:space="preserve">11월 오송에서 최 이사가 알 것 — 큰 쪽은 작은 쪽의 지급 능력부터 본다</w:t>
       </w:r>
       <w:r>
         <w:rPr>
@@ -4139,7 +4139,7 @@
         <w:pStyle w:val="BodyText"/>
       </w:pPr>
       <w:r>
-        <w:t xml:space="preserve">하비에르: 11월에 거리엔 400만, 당좌대출은 바닥인 채로 오송에 가면 최 상무가 알 거야. 그럼 민재의 한 장짜리 보고서가 덜 무거워지지. 작은 공급사가 큰 계약을 달라고 할 때, 큰 쪽이 제일 먼저 보는 건 작은 쪽이 돈을 낼 수 있느냐야.</w:t>
+        <w:t xml:space="preserve">하비에르: 11월에 거리엔 400만, 당좌대출은 바닥인 채로 오송에 가면 최 이사가 알 거야. 그럼 민재의 한 장짜리 보고서가 덜 무거워지지. 작은 공급사가 큰 계약을 달라고 할 때, 큰 쪽이 제일 먼저 보는 건 작은 쪽이 돈을 낼 수 있느냐야.</w:t>
       </w:r>
     </w:p>
     <w:p>
